--- a/docs/legal/01_Terms_and_Conditions.docx
+++ b/docs/legal/01_Terms_and_Conditions.docx
@@ -108,7 +108,7 @@
           <w:i w:val="0"/>
           <w:sz w:val="22"/>
         </w:rPr>
-        <w:t>DanyPathMart ("DPM", "we", "us") operates an online marketplace and shopping platform at https://danypathmart.store, focused on school supplies and related goods in Ghana. We sell products directly as DPM and host independent shops on their own storefront links.</w:t>
+        <w:t>DanyPathMart ("DPM", "we", "us") is a product company under DSD Groups. DPM operates an online marketplace and shopping platform at https://danypathmart.store, focused on school supplies and related goods in Ghana. We sell products directly as DPM and host independent shops on their own storefront links.</w:t>
       </w:r>
     </w:p>
     <w:tbl>
